--- a/Xceed.Words.NET.Examples/Samples/Document/Output/ApplyTemplate.docx
+++ b/Xceed.Words.NET.Examples/Samples/Document/Output/ApplyTemplate.docx
@@ -106,7 +106,7 @@
       </w:pPr>
       <w:r>
         <w:rPr>
-          <w:lang w:val="en-US"/>
+          <w:lang w:val="en-CA"/>
           <w:sz w:val="30"/>
           <w:szCs w:val="30"/>
           <w:u w:val="single"/>
